--- a/public/smart-police/forms/ใบนำส่งผู้บาดเจ็บหรือศพ.docx
+++ b/public/smart-police/forms/ใบนำส่งผู้บาดเจ็บหรือศพ.docx
@@ -1582,7 +1582,7 @@
         <w:szCs w:val="24"/>
         <w:cs/>
       </w:rPr>
-      <w:t>สอบสวน.</w:t>
+      <w:t/>
     </w:r>
     <w:r>
       <w:rPr>
@@ -1593,7 +1593,7 @@
         <w:sz w:val="24"/>
         <w:szCs w:val="24"/>
       </w:rPr>
-      <w:t>com</w:t>
+      <w:t/>
     </w:r>
   </w:p>
 </w:ftr>

--- a/public/smart-police/forms/ใบนำส่งผู้บาดเจ็บหรือศพ.docx
+++ b/public/smart-police/forms/ใบนำส่งผู้บาดเจ็บหรือศพ.docx
@@ -1476,7 +1476,7 @@
         <w:szCs w:val="32"/>
         <w:cs/>
       </w:rPr>
-      <w:t>(ส ๕๖ – ๑๗)</w:t>
+      <w:t/>
     </w:r>
   </w:p>
 </w:ftr>
@@ -1502,7 +1502,7 @@
         <w:szCs w:val="32"/>
         <w:cs/>
       </w:rPr>
-      <w:t>(</w:t>
+      <w:t/>
     </w:r>
     <w:r>
       <w:rPr>
@@ -1512,7 +1512,7 @@
         <w:szCs w:val="32"/>
         <w:cs/>
       </w:rPr>
-      <w:t xml:space="preserve">ส ๕๖ </w:t>
+      <w:t xml:space="preserve"/>
     </w:r>
     <w:r>
       <w:rPr>
@@ -1522,7 +1522,7 @@
         <w:szCs w:val="32"/>
         <w:cs/>
       </w:rPr>
-      <w:t>–</w:t>
+      <w:t/>
     </w:r>
     <w:r>
       <w:rPr>
@@ -1532,7 +1532,7 @@
         <w:szCs w:val="32"/>
         <w:cs/>
       </w:rPr>
-      <w:t xml:space="preserve"> </w:t>
+      <w:t xml:space="preserve"/>
     </w:r>
     <w:r>
       <w:rPr>
@@ -1542,7 +1542,7 @@
         <w:szCs w:val="32"/>
         <w:cs/>
       </w:rPr>
-      <w:t>๑๗</w:t>
+      <w:t/>
     </w:r>
     <w:r>
       <w:rPr>
@@ -1552,7 +1552,7 @@
         <w:szCs w:val="32"/>
         <w:cs/>
       </w:rPr>
-      <w:t>)</w:t>
+      <w:t/>
     </w:r>
     <w:r>
       <w:rPr>
